--- a/hardware/memorie/cache/cache coherency.docx
+++ b/hardware/memorie/cache/cache coherency.docx
@@ -22,6 +22,21 @@
       </w:pPr>
       <w:r>
         <w:rPr/>
+      </w:r>
+    </w:p>
+    <w:p>
+      <w:pPr>
+        <w:pStyle w:val="Normal"/>
+        <w:rPr/>
+      </w:pPr>
+      <w:r>
+        <w:rPr>
+          <w:color w:val="C9211E"/>
+        </w:rPr>
+        <w:t>Context:</w:t>
+      </w:r>
+      <w:r>
+        <w:rPr/>
         <w:tab/>
       </w:r>
     </w:p>
@@ -29,15 +44,96 @@
       <w:pPr>
         <w:pStyle w:val="Normal"/>
         <w:rPr>
+          <w:color w:val="81D41A"/>
+        </w:rPr>
+      </w:pPr>
+      <w:r>
+        <w:rPr>
+          <w:rFonts w:ascii="Aptos Black" w:hAnsi="Aptos Black"/>
+          <w:color w:val="81D41A"/>
+        </w:rPr>
+        <w:t xml:space="preserve">Fiecare core al procesorului are o memorie cache personala (L1 si L2). In acest cache personal, fiecare core copiaza din memoria main cache line-uri. </w:t>
+      </w:r>
+    </w:p>
+    <w:p>
+      <w:pPr>
+        <w:pStyle w:val="Normal"/>
+        <w:rPr>
+          <w:color w:val="81D41A"/>
+        </w:rPr>
+      </w:pPr>
+      <w:r>
+        <w:rPr>
+          <w:rFonts w:ascii="Aptos Black" w:hAnsi="Aptos Black"/>
+          <w:color w:val="FFFFFF"/>
+        </w:rPr>
+        <w:t>De obicei, mai multe core-uri copiaza aceleasi cache line-uri din memoria main.</w:t>
+      </w:r>
+    </w:p>
+    <w:p>
+      <w:pPr>
+        <w:pStyle w:val="Normal"/>
+        <w:rPr>
+          <w:color w:val="81D41A"/>
+        </w:rPr>
+      </w:pPr>
+      <w:r>
+        <w:rPr>
+          <w:rFonts w:ascii="Aptos Black" w:hAnsi="Aptos Black"/>
+          <w:color w:val="81D41A"/>
+        </w:rPr>
+        <w:t xml:space="preserve">EX: </w:t>
+      </w:r>
+      <w:r>
+        <w:rPr>
+          <w:rFonts w:ascii="Aptos Black" w:hAnsi="Aptos Black"/>
+          <w:color w:val="FFFFFF"/>
+        </w:rPr>
+        <w:t>Core 1, 2, 3 pot sa copieze din memoria main CACHE LINE-UL 1</w:t>
+      </w:r>
+    </w:p>
+    <w:p>
+      <w:pPr>
+        <w:pStyle w:val="Normal"/>
+        <w:rPr>
+          <w:color w:val="FFFFFF"/>
+        </w:rPr>
+      </w:pPr>
+      <w:r>
+        <w:rPr>
+          <w:rFonts w:ascii="Aptos Black" w:hAnsi="Aptos Black"/>
+          <w:color w:val="FFFFFF"/>
+        </w:rPr>
+        <w:t xml:space="preserve">       </w:t>
+      </w:r>
+      <w:r>
+        <w:rPr>
+          <w:rFonts w:ascii="Aptos Black" w:hAnsi="Aptos Black"/>
+          <w:color w:val="FFFFFF"/>
+        </w:rPr>
+        <w:t>Core 4, 5, 8 pot sa copieze din memoria main CACHE LINE-UL 2</w:t>
+      </w:r>
+    </w:p>
+    <w:p>
+      <w:pPr>
+        <w:pStyle w:val="Normal"/>
+        <w:rPr>
           <w:color w:val="800080"/>
         </w:rPr>
       </w:pPr>
       <w:r>
         <w:rPr>
           <w:rFonts w:ascii="Aptos Black" w:hAnsi="Aptos Black"/>
+          <w:color w:val="F10D0C"/>
+        </w:rPr>
+        <w:t>Putem sa ne referim la memoria personala cache a fiecarui core drept: copie personala</w:t>
+      </w:r>
+      <w:r>
+        <w:rPr>
+          <w:rFonts w:ascii="Aptos Black" w:hAnsi="Aptos Black"/>
           <w:color w:val="800080"/>
         </w:rPr>
-        <w:t>Fiecare core al procesorului are o copie privata a L1/L2 cache.</w:t>
+        <w:t xml:space="preserve">            </w:t>
       </w:r>
     </w:p>
     <w:p>
@@ -50,9 +146,24 @@
       <w:r>
         <w:rPr>
           <w:rFonts w:ascii="Aptos Black" w:hAnsi="Aptos Black"/>
+          <w:color w:val="2A6099"/>
+        </w:rPr>
+        <w:t>Putem sa ne referim la cache line-ul din memoria main din care copiaza fiecare core drept: memorie globala</w:t>
+      </w:r>
+    </w:p>
+    <w:p>
+      <w:pPr>
+        <w:pStyle w:val="Normal"/>
+        <w:rPr>
           <w:color w:val="800080"/>
         </w:rPr>
-        <w:t>Fiecare L1/L2 cache copiaza dintr-un cache line.</w:t>
+      </w:pPr>
+      <w:r>
+        <w:rPr>
+          <w:rFonts w:ascii="Aptos Black" w:hAnsi="Aptos Black"/>
+          <w:color w:val="800080"/>
+        </w:rPr>
+        <w:t>Memoria L3 cache este impartita de toate core-urile.</w:t>
       </w:r>
     </w:p>
     <w:p>
@@ -62,7 +173,33 @@
       </w:pPr>
       <w:r>
         <w:rPr/>
-        <w:t>Daca nu ar exista “cache coherency”, un core ar putea sa faca o modificare intr-un cache, iar core-urile vechi sa nu faca aceeasi modificare, astfel s-ar ajunge la erori.</w:t>
+        <w:t>Daca nu ar exista “cache coherency”, un core ar putea sa faca o modificare intr-un cache personal, iar celelalte core-uri</w:t>
+      </w:r>
+      <w:r>
+        <w:rPr/>
+        <w:t xml:space="preserve"> care copiaza acelasi cache line cu core-ul de mai devreme</w:t>
+      </w:r>
+      <w:r>
+        <w:rPr/>
+        <w:t xml:space="preserve"> sa nu faca aceeasi modificare, astfel s-ar ajunge la erori.</w:t>
+      </w:r>
+    </w:p>
+    <w:p>
+      <w:pPr>
+        <w:pStyle w:val="Normal"/>
+        <w:rPr/>
+      </w:pPr>
+      <w:r>
+        <w:rPr/>
+      </w:r>
+    </w:p>
+    <w:p>
+      <w:pPr>
+        <w:pStyle w:val="Normal"/>
+        <w:rPr/>
+      </w:pPr>
+      <w:r>
+        <w:rPr/>
       </w:r>
     </w:p>
     <w:p>
@@ -77,28 +214,73 @@
           <w:rFonts w:ascii="Aptos Black" w:hAnsi="Aptos Black"/>
           <w:color w:val="C9211E"/>
         </w:rPr>
-        <w:t>Ce este?</w:t>
-      </w:r>
-      <w:r>
-        <w:rPr>
-          <w:rFonts w:ascii="Aptos Black" w:hAnsi="Aptos Black"/>
-          <w:color w:val="C9211E"/>
-        </w:rPr>
-        <w:t xml:space="preserve"> (Cache coherency)</w:t>
-      </w:r>
-    </w:p>
-    <w:p>
-      <w:pPr>
-        <w:pStyle w:val="Normal"/>
-        <w:rPr>
-          <w:rFonts w:ascii="Aptos Display" w:hAnsi="Aptos Display" w:asciiTheme="majorHAnsi" w:hAnsiTheme="majorHAnsi"/>
-        </w:rPr>
-      </w:pPr>
-      <w:r>
-        <w:rPr>
-          <w:rFonts w:ascii="Aptos Display" w:hAnsi="Aptos Display" w:asciiTheme="majorHAnsi" w:hAnsiTheme="majorHAnsi"/>
-        </w:rPr>
-        <w:t>Cache coherency este un protocol hardware care se asigura ca toate copiile cache- folosite de diferite core-uri sunt consistente intre ele si updatate cand un core schimba ceva, astfel si celelalte core-uri sa faca aceeasi schimbare.</w:t>
+        <w:t>Ce este? (Cache coherency)</w:t>
+      </w:r>
+    </w:p>
+    <w:p>
+      <w:pPr>
+        <w:pStyle w:val="Normal"/>
+        <w:rPr>
+          <w:rFonts w:ascii="Aptos Display" w:hAnsi="Aptos Display" w:asciiTheme="majorHAnsi" w:hAnsiTheme="majorHAnsi"/>
+        </w:rPr>
+      </w:pPr>
+      <w:r>
+        <w:rPr>
+          <w:rFonts w:ascii="Aptos Display" w:hAnsi="Aptos Display" w:asciiTheme="majorHAnsi" w:hAnsiTheme="majorHAnsi"/>
+        </w:rPr>
+        <w:t>Cache coherency este un protocol hardware care se asigura ca toate copiile cache  folosite de diferite core-uri sunt consistente intre ele si updatate cand un core schimba ceva in memoria locala copiata, astfel si celelalte core-uri care copiaza cache line-ul din memoria main sa faca aceeasi schimbare.</w:t>
+      </w:r>
+    </w:p>
+    <w:p>
+      <w:pPr>
+        <w:pStyle w:val="Normal"/>
+        <w:rPr>
+          <w:rFonts w:ascii="Aptos Display" w:hAnsi="Aptos Display" w:asciiTheme="majorHAnsi" w:hAnsiTheme="majorHAnsi"/>
+        </w:rPr>
+      </w:pPr>
+      <w:r>
+        <w:rPr>
+          <w:rFonts w:asciiTheme="majorHAnsi" w:hAnsiTheme="majorHAnsi" w:ascii="Aptos Display" w:hAnsi="Aptos Display"/>
+        </w:rPr>
+      </w:r>
+    </w:p>
+    <w:p>
+      <w:pPr>
+        <w:pStyle w:val="Normal"/>
+        <w:rPr>
+          <w:rFonts w:ascii="Aptos Display" w:hAnsi="Aptos Display" w:asciiTheme="majorHAnsi" w:hAnsiTheme="majorHAnsi"/>
+        </w:rPr>
+      </w:pPr>
+      <w:r>
+        <w:rPr>
+          <w:rFonts w:asciiTheme="majorHAnsi" w:hAnsiTheme="majorHAnsi" w:ascii="Aptos Display" w:hAnsi="Aptos Display"/>
+        </w:rPr>
+      </w:r>
+    </w:p>
+    <w:p>
+      <w:pPr>
+        <w:pStyle w:val="Normal"/>
+        <w:rPr>
+          <w:rFonts w:ascii="Aptos Display" w:hAnsi="Aptos Display" w:asciiTheme="majorHAnsi" w:hAnsiTheme="majorHAnsi"/>
+        </w:rPr>
+      </w:pPr>
+      <w:r>
+        <w:rPr>
+          <w:rFonts w:asciiTheme="majorHAnsi" w:hAnsiTheme="majorHAnsi" w:ascii="Aptos Display" w:hAnsi="Aptos Display"/>
+        </w:rPr>
+      </w:r>
+    </w:p>
+    <w:p>
+      <w:pPr>
+        <w:pStyle w:val="Normal"/>
+        <w:rPr>
+          <w:rFonts w:ascii="Aptos Display" w:hAnsi="Aptos Display" w:asciiTheme="majorHAnsi" w:hAnsiTheme="majorHAnsi"/>
+        </w:rPr>
+      </w:pPr>
+      <w:r>
+        <w:rPr>
+          <w:rFonts w:asciiTheme="majorHAnsi" w:hAnsiTheme="majorHAnsi" w:ascii="Aptos Display" w:hAnsi="Aptos Display"/>
+        </w:rPr>
       </w:r>
     </w:p>
     <w:p>
@@ -148,7 +330,7 @@
         <w:rPr>
           <w:rFonts w:ascii="Aptos Display" w:hAnsi="Aptos Display" w:asciiTheme="majorHAnsi" w:hAnsiTheme="majorHAnsi"/>
         </w:rPr>
-        <w:t>Schimbarile in orice cache trebuie transmise si celelaltor copii care copiaza linia de cache respectiva.</w:t>
+        <w:t>Schimbarile in orice cache personal al core-urilor trebuie transmise si celelaltor core-uri care copiaza linia de cache main.</w:t>
       </w:r>
     </w:p>
     <w:p>
@@ -174,111 +356,7 @@
         <w:rPr>
           <w:rFonts w:ascii="Aptos Display" w:hAnsi="Aptos Display" w:asciiTheme="majorHAnsi" w:hAnsiTheme="majorHAnsi"/>
         </w:rPr>
-        <w:t xml:space="preserve"> – Citirile/Scrierile intr-o singura locatie de memorie trebuie sa fie vazuta de toate procesoarele in aceeasi ordine</w:t>
-      </w:r>
-    </w:p>
-    <w:p>
-      <w:pPr>
-        <w:pStyle w:val="Normal"/>
-        <w:rPr>
-          <w:rFonts w:ascii="Aptos Display" w:hAnsi="Aptos Display" w:asciiTheme="majorHAnsi" w:hAnsiTheme="majorHAnsi"/>
-        </w:rPr>
-      </w:pPr>
-      <w:r>
-        <w:rPr>
-          <w:rFonts w:asciiTheme="majorHAnsi" w:hAnsiTheme="majorHAnsi" w:ascii="Aptos Display" w:hAnsi="Aptos Display"/>
-        </w:rPr>
-      </w:r>
-    </w:p>
-    <w:p>
-      <w:pPr>
-        <w:pStyle w:val="Normal"/>
-        <w:rPr>
-          <w:rFonts w:ascii="Aptos Display" w:hAnsi="Aptos Display" w:asciiTheme="majorHAnsi" w:hAnsiTheme="majorHAnsi"/>
-        </w:rPr>
-      </w:pPr>
-      <w:r>
-        <w:rPr>
-          <w:rFonts w:asciiTheme="majorHAnsi" w:hAnsiTheme="majorHAnsi" w:ascii="Aptos Display" w:hAnsi="Aptos Display"/>
-        </w:rPr>
-      </w:r>
-    </w:p>
-    <w:p>
-      <w:pPr>
-        <w:pStyle w:val="Normal"/>
-        <w:rPr>
-          <w:rFonts w:ascii="Aptos Display" w:hAnsi="Aptos Display" w:asciiTheme="majorHAnsi" w:hAnsiTheme="majorHAnsi"/>
-        </w:rPr>
-      </w:pPr>
-      <w:r>
-        <w:rPr>
-          <w:rFonts w:asciiTheme="majorHAnsi" w:hAnsiTheme="majorHAnsi" w:ascii="Aptos Display" w:hAnsi="Aptos Display"/>
-        </w:rPr>
-      </w:r>
-    </w:p>
-    <w:p>
-      <w:pPr>
-        <w:pStyle w:val="Normal"/>
-        <w:rPr>
-          <w:rFonts w:ascii="Aptos Display" w:hAnsi="Aptos Display" w:asciiTheme="majorHAnsi" w:hAnsiTheme="majorHAnsi"/>
-        </w:rPr>
-      </w:pPr>
-      <w:r>
-        <w:rPr>
-          <w:rFonts w:asciiTheme="majorHAnsi" w:hAnsiTheme="majorHAnsi" w:ascii="Aptos Display" w:hAnsi="Aptos Display"/>
-        </w:rPr>
-      </w:r>
-    </w:p>
-    <w:p>
-      <w:pPr>
-        <w:pStyle w:val="Normal"/>
-        <w:rPr>
-          <w:rFonts w:ascii="Aptos Display" w:hAnsi="Aptos Display" w:asciiTheme="majorHAnsi" w:hAnsiTheme="majorHAnsi"/>
-        </w:rPr>
-      </w:pPr>
-      <w:r>
-        <w:rPr>
-          <w:rFonts w:asciiTheme="majorHAnsi" w:hAnsiTheme="majorHAnsi" w:ascii="Aptos Display" w:hAnsi="Aptos Display"/>
-        </w:rPr>
-      </w:r>
-    </w:p>
-    <w:p>
-      <w:pPr>
-        <w:pStyle w:val="Normal"/>
-        <w:rPr>
-          <w:rFonts w:ascii="Aptos Display" w:hAnsi="Aptos Display" w:asciiTheme="majorHAnsi" w:hAnsiTheme="majorHAnsi"/>
-        </w:rPr>
-      </w:pPr>
-      <w:r>
-        <w:rPr>
-          <w:rFonts w:asciiTheme="majorHAnsi" w:hAnsiTheme="majorHAnsi" w:ascii="Aptos Display" w:hAnsi="Aptos Display"/>
-        </w:rPr>
-      </w:r>
-    </w:p>
-    <w:p>
-      <w:pPr>
-        <w:pStyle w:val="Normal"/>
-        <w:rPr>
-          <w:rFonts w:ascii="Aptos Display" w:hAnsi="Aptos Display" w:asciiTheme="majorHAnsi" w:hAnsiTheme="majorHAnsi"/>
-        </w:rPr>
-      </w:pPr>
-      <w:r>
-        <w:rPr>
-          <w:rFonts w:asciiTheme="majorHAnsi" w:hAnsiTheme="majorHAnsi" w:ascii="Aptos Display" w:hAnsi="Aptos Display"/>
-        </w:rPr>
-      </w:r>
-    </w:p>
-    <w:p>
-      <w:pPr>
-        <w:pStyle w:val="Normal"/>
-        <w:rPr>
-          <w:rFonts w:ascii="Aptos Display" w:hAnsi="Aptos Display" w:asciiTheme="majorHAnsi" w:hAnsiTheme="majorHAnsi"/>
-        </w:rPr>
-      </w:pPr>
-      <w:r>
-        <w:rPr>
-          <w:rFonts w:asciiTheme="majorHAnsi" w:hAnsiTheme="majorHAnsi" w:ascii="Aptos Display" w:hAnsi="Aptos Display"/>
-        </w:rPr>
+        <w:t xml:space="preserve"> – Citirile/Scrierile intr-o singura locatie de memorie trebuie sa fie vazuta de toate procesoarele(core-uri, sunt numite si procesoare) in aceeasi ordine</w:t>
       </w:r>
     </w:p>
     <w:p>
@@ -330,19 +408,36 @@
           <w:rFonts w:ascii="Aptos Display" w:hAnsi="Aptos Display" w:asciiTheme="majorHAnsi" w:hAnsiTheme="majorHAnsi"/>
           <w:color w:val="FFFFFF"/>
         </w:rPr>
-        <w:t>Controalele de "coherency", denumite "snooper", monitorizeaza linia de pe care copiaza cache-urile informatii. Cand un core modifica cache line-ul de pe care se copiaza informatii, "snooperul" verifica toate celelalte cache-uri daca mentin "cache coherency-ul" prin una dintre cele doua metode de mai jos:</w:t>
-      </w:r>
-    </w:p>
-    <w:p>
-      <w:pPr>
-        <w:pStyle w:val="Normal"/>
-        <w:rPr>
-          <w:rFonts w:ascii="Aptos Display" w:hAnsi="Aptos Display" w:asciiTheme="majorHAnsi" w:hAnsiTheme="majorHAnsi"/>
-        </w:rPr>
-      </w:pPr>
-      <w:r>
-        <w:rPr>
-          <w:rFonts w:ascii="Aptos Black" w:hAnsi="Aptos Black"/>
+        <w:t>Snoopingul este un proces in care fiecare cache al core-urilor are un "cache controller" care isi monitorizeaza cache line-ul de pe care a copiat.</w:t>
+      </w:r>
+    </w:p>
+    <w:p>
+      <w:pPr>
+        <w:pStyle w:val="Normal"/>
+        <w:rPr>
+          <w:rFonts w:ascii="Aptos Display" w:hAnsi="Aptos Display" w:asciiTheme="majorHAnsi" w:hAnsiTheme="majorHAnsi"/>
+          <w:color w:themeColor="text1" w:val="000000"/>
+        </w:rPr>
+      </w:pPr>
+      <w:r>
+        <w:rPr>
+          <w:rFonts w:ascii="Aptos Display" w:hAnsi="Aptos Display" w:asciiTheme="majorHAnsi" w:hAnsiTheme="majorHAnsi"/>
+          <w:color w:val="FFFFFF"/>
+        </w:rPr>
+        <w:t>Cache controllere monitorizeaza accesele in locatia de memorie respectiva (adica daca un alt core acceseaza memoria) si, in functie de ce se intampla mai departe cu cache line-ul respectiv dupa ce este accesat de un alt core, folosesc unul dintre aceste protocoale:</w:t>
+      </w:r>
+    </w:p>
+    <w:p>
+      <w:pPr>
+        <w:pStyle w:val="Normal"/>
+        <w:rPr>
+          <w:rFonts w:ascii="Aptos Display" w:hAnsi="Aptos Display" w:asciiTheme="majorHAnsi" w:hAnsiTheme="majorHAnsi"/>
+        </w:rPr>
+      </w:pPr>
+      <w:r>
+        <w:rPr>
+          <w:rFonts w:ascii="Aptos Black" w:hAnsi="Aptos Black"/>
+          <w:color w:val="81D41A"/>
         </w:rPr>
         <w:t>Write – Invalidate</w:t>
       </w:r>
@@ -350,27 +445,126 @@
         <w:rPr>
           <w:rFonts w:ascii="Aptos Display" w:hAnsi="Aptos Display" w:asciiTheme="majorHAnsi" w:hAnsiTheme="majorHAnsi"/>
         </w:rPr>
-        <w:t xml:space="preserve"> – Cand este observata o operatie de “write” intr-o locatie in care cache-ul are o copie, cache controller-ul isi invalideaza propria copia, fapt care il obliga sa citeasca iar locatia, dar acum o citeste cu noua valoarea.</w:t>
-      </w:r>
-    </w:p>
-    <w:p>
-      <w:pPr>
-        <w:pStyle w:val="Normal"/>
-        <w:rPr>
-          <w:rFonts w:ascii="Aptos Display" w:hAnsi="Aptos Display" w:asciiTheme="majorHAnsi" w:hAnsiTheme="majorHAnsi"/>
-        </w:rPr>
-      </w:pPr>
-      <w:r>
-        <w:rPr>
-          <w:rFonts w:ascii="Aptos Black" w:hAnsi="Aptos Black"/>
+        <w:t xml:space="preserve"> – Cand este observata o operatie de “write” in cache line-ul din care copiaza core-urile, cache controller-ul isi invalideaza propria copie, fapt care il obliga sa citeasca iar cache line-ul main, dar acum il citeste cu noua valoarea.</w:t>
+      </w:r>
+    </w:p>
+    <w:p>
+      <w:pPr>
+        <w:pStyle w:val="Normal"/>
+        <w:rPr>
+          <w:rFonts w:ascii="Aptos Display" w:hAnsi="Aptos Display" w:asciiTheme="majorHAnsi" w:hAnsiTheme="majorHAnsi"/>
+        </w:rPr>
+      </w:pPr>
+      <w:r>
+        <w:rPr>
+          <w:rFonts w:ascii="Aptos Black" w:hAnsi="Aptos Black"/>
+          <w:color w:val="81D41A"/>
         </w:rPr>
         <w:t>Write – Update</w:t>
       </w:r>
       <w:r>
         <w:rPr>
           <w:rFonts w:ascii="Aptos Display" w:hAnsi="Aptos Display" w:asciiTheme="majorHAnsi" w:hAnsiTheme="majorHAnsi"/>
-        </w:rPr>
-        <w:t xml:space="preserve"> – Cand este observata o operatie de “write” intr-o locatie in care cache-ul are o copie, cache controller-ul isi updateaza propria memorie cu noua data.</w:t>
+          <w:color w:val="81D41A"/>
+        </w:rPr>
+        <w:t xml:space="preserve"> </w:t>
+      </w:r>
+      <w:r>
+        <w:rPr>
+          <w:rFonts w:ascii="Aptos Display" w:hAnsi="Aptos Display" w:asciiTheme="majorHAnsi" w:hAnsiTheme="majorHAnsi"/>
+        </w:rPr>
+        <w:t>– Cand este observata o operatie de “write” in cache line-ul din care copiaza un core, cache controller-ul isi updateaza copia de memorie cu noua data.</w:t>
+      </w:r>
+    </w:p>
+    <w:p>
+      <w:pPr>
+        <w:pStyle w:val="Normal"/>
+        <w:rPr>
+          <w:rFonts w:ascii="Aptos Display" w:hAnsi="Aptos Display" w:asciiTheme="majorHAnsi" w:hAnsiTheme="majorHAnsi"/>
+        </w:rPr>
+      </w:pPr>
+      <w:r>
+        <w:rPr>
+          <w:rFonts w:asciiTheme="majorHAnsi" w:hAnsiTheme="majorHAnsi" w:ascii="Aptos Display" w:hAnsi="Aptos Display"/>
+        </w:rPr>
+      </w:r>
+    </w:p>
+    <w:p>
+      <w:pPr>
+        <w:pStyle w:val="Normal"/>
+        <w:rPr>
+          <w:rFonts w:ascii="Aptos Display" w:hAnsi="Aptos Display" w:asciiTheme="majorHAnsi" w:hAnsiTheme="majorHAnsi"/>
+        </w:rPr>
+      </w:pPr>
+      <w:r>
+        <w:rPr>
+          <w:rFonts w:asciiTheme="majorHAnsi" w:hAnsiTheme="majorHAnsi" w:ascii="Aptos Display" w:hAnsi="Aptos Display"/>
+        </w:rPr>
+      </w:r>
+    </w:p>
+    <w:p>
+      <w:pPr>
+        <w:pStyle w:val="Normal"/>
+        <w:rPr>
+          <w:rFonts w:ascii="Aptos Display" w:hAnsi="Aptos Display" w:asciiTheme="majorHAnsi" w:hAnsiTheme="majorHAnsi"/>
+        </w:rPr>
+      </w:pPr>
+      <w:r>
+        <w:rPr>
+          <w:rFonts w:asciiTheme="majorHAnsi" w:hAnsiTheme="majorHAnsi" w:ascii="Aptos Display" w:hAnsi="Aptos Display"/>
+        </w:rPr>
+      </w:r>
+    </w:p>
+    <w:p>
+      <w:pPr>
+        <w:pStyle w:val="Normal"/>
+        <w:rPr>
+          <w:rFonts w:ascii="Aptos Display" w:hAnsi="Aptos Display" w:asciiTheme="majorHAnsi" w:hAnsiTheme="majorHAnsi"/>
+        </w:rPr>
+      </w:pPr>
+      <w:r>
+        <w:rPr>
+          <w:rFonts w:asciiTheme="majorHAnsi" w:hAnsiTheme="majorHAnsi" w:ascii="Aptos Display" w:hAnsi="Aptos Display"/>
+        </w:rPr>
+      </w:r>
+    </w:p>
+    <w:p>
+      <w:pPr>
+        <w:pStyle w:val="Normal"/>
+        <w:rPr>
+          <w:rFonts w:ascii="Aptos Display" w:hAnsi="Aptos Display" w:asciiTheme="majorHAnsi" w:hAnsiTheme="majorHAnsi"/>
+        </w:rPr>
+      </w:pPr>
+      <w:r>
+        <w:rPr>
+          <w:rFonts w:asciiTheme="majorHAnsi" w:hAnsiTheme="majorHAnsi" w:ascii="Aptos Display" w:hAnsi="Aptos Display"/>
+        </w:rPr>
+      </w:r>
+    </w:p>
+    <w:p>
+      <w:pPr>
+        <w:pStyle w:val="Normal"/>
+        <w:rPr>
+          <w:rFonts w:ascii="Aptos Display" w:hAnsi="Aptos Display" w:asciiTheme="majorHAnsi" w:hAnsiTheme="majorHAnsi"/>
+        </w:rPr>
+      </w:pPr>
+      <w:r>
+        <w:rPr>
+          <w:rFonts w:asciiTheme="majorHAnsi" w:hAnsiTheme="majorHAnsi" w:ascii="Aptos Display" w:hAnsi="Aptos Display"/>
+        </w:rPr>
+      </w:r>
+    </w:p>
+    <w:p>
+      <w:pPr>
+        <w:pStyle w:val="Normal"/>
+        <w:rPr>
+          <w:rFonts w:ascii="Aptos Display" w:hAnsi="Aptos Display" w:asciiTheme="majorHAnsi" w:hAnsiTheme="majorHAnsi"/>
+        </w:rPr>
+      </w:pPr>
+      <w:r>
+        <w:rPr>
+          <w:rFonts w:asciiTheme="majorHAnsi" w:hAnsiTheme="majorHAnsi" w:ascii="Aptos Display" w:hAnsi="Aptos Display"/>
+        </w:rPr>
       </w:r>
     </w:p>
     <w:p>
@@ -411,75 +605,100 @@
         <w:rPr>
           <w:rFonts w:ascii="Aptos Display" w:hAnsi="Aptos Display" w:asciiTheme="majorHAnsi" w:hAnsiTheme="majorHAnsi"/>
         </w:rPr>
-        <w:t>– Fiecare cache line are una din cele 4 stari:</w:t>
-      </w:r>
-    </w:p>
-    <w:p>
-      <w:pPr>
-        <w:pStyle w:val="Normal"/>
-        <w:rPr>
-          <w:rFonts w:ascii="Aptos Display" w:hAnsi="Aptos Display" w:asciiTheme="majorHAnsi" w:hAnsiTheme="majorHAnsi"/>
-        </w:rPr>
-      </w:pPr>
-      <w:r>
-        <w:rPr>
-          <w:rFonts w:asciiTheme="majorHAnsi" w:hAnsiTheme="majorHAnsi" w:ascii="Aptos Display" w:hAnsi="Aptos Display"/>
-        </w:rPr>
-      </w:r>
-    </w:p>
-    <w:p>
-      <w:pPr>
-        <w:pStyle w:val="Normal"/>
-        <w:rPr>
-          <w:rFonts w:ascii="Aptos Black" w:hAnsi="Aptos Black"/>
-        </w:rPr>
-      </w:pPr>
-      <w:r>
-        <w:rPr>
-          <w:rFonts w:ascii="Aptos Display" w:hAnsi="Aptos Display" w:asciiTheme="majorHAnsi" w:hAnsiTheme="majorHAnsi"/>
+        <w:t>– Fiecare cache line(din memoria main) are una din cele 4 stari:</w:t>
+      </w:r>
+    </w:p>
+    <w:p>
+      <w:pPr>
+        <w:pStyle w:val="Normal"/>
+        <w:rPr>
+          <w:rFonts w:ascii="Aptos Display" w:hAnsi="Aptos Display" w:asciiTheme="majorHAnsi" w:hAnsiTheme="majorHAnsi"/>
+        </w:rPr>
+      </w:pPr>
+      <w:r>
+        <w:rPr>
+          <w:rFonts w:asciiTheme="majorHAnsi" w:hAnsiTheme="majorHAnsi" w:ascii="Aptos Display" w:hAnsi="Aptos Display"/>
+        </w:rPr>
+      </w:r>
+    </w:p>
+    <w:p>
+      <w:pPr>
+        <w:pStyle w:val="Normal"/>
+        <w:rPr>
+          <w:rFonts w:ascii="Aptos Black" w:hAnsi="Aptos Black"/>
+        </w:rPr>
+      </w:pPr>
+      <w:r>
+        <w:rPr>
+          <w:rFonts w:ascii="Aptos Display" w:hAnsi="Aptos Display" w:asciiTheme="majorHAnsi" w:hAnsiTheme="majorHAnsi"/>
+          <w:color w:val="C9211E"/>
         </w:rPr>
         <w:t xml:space="preserve">Modified </w:t>
       </w:r>
       <w:r>
         <w:rPr>
           <w:rFonts w:ascii="Aptos Black" w:hAnsi="Aptos Black"/>
-        </w:rPr>
-        <w:t xml:space="preserve">(M) </w:t>
-      </w:r>
-      <w:r>
-        <w:rPr>
-          <w:rFonts w:ascii="Aptos Display" w:hAnsi="Aptos Display" w:asciiTheme="majorHAnsi" w:hAnsiTheme="majorHAnsi"/>
-        </w:rPr>
-        <w:t xml:space="preserve">– Cache line-ul asta este prezent doar in cache-ul care il acceseaza. Cache line-ul este </w:t>
-      </w:r>
-      <w:r>
-        <w:rPr>
-          <w:rFonts w:ascii="Aptos Black" w:hAnsi="Aptos Black"/>
-        </w:rPr>
-        <w:t>DIRTY – insemnand ca a fost modificat si difera de memoria principala. Cache-ul curent este responsabil sa il scrie inapoi in memorie.</w:t>
-      </w:r>
-    </w:p>
-    <w:p>
-      <w:pPr>
-        <w:pStyle w:val="Normal"/>
-        <w:rPr>
-          <w:rFonts w:ascii="Aptos Black" w:hAnsi="Aptos Black"/>
-        </w:rPr>
-      </w:pPr>
-      <w:r>
-        <w:rPr/>
-      </w:r>
-    </w:p>
-    <w:p>
-      <w:pPr>
-        <w:pStyle w:val="Normal"/>
-        <w:rPr>
-          <w:rFonts w:ascii="Aptos Display" w:hAnsi="Aptos Display" w:asciiTheme="majorHAnsi" w:hAnsiTheme="majorHAnsi"/>
-        </w:rPr>
-      </w:pPr>
-      <w:r>
-        <w:rPr>
-          <w:rFonts w:ascii="Aptos Black" w:hAnsi="Aptos Black"/>
+          <w:color w:val="C9211E"/>
+        </w:rPr>
+        <w:t>(M)</w:t>
+      </w:r>
+      <w:r>
+        <w:rPr>
+          <w:rFonts w:ascii="Aptos Black" w:hAnsi="Aptos Black"/>
+        </w:rPr>
+        <w:t xml:space="preserve"> </w:t>
+      </w:r>
+      <w:r>
+        <w:rPr>
+          <w:rFonts w:ascii="Aptos Display" w:hAnsi="Aptos Display" w:asciiTheme="majorHAnsi" w:hAnsiTheme="majorHAnsi"/>
+        </w:rPr>
+        <w:t xml:space="preserve">– Cache line-ul asta este prezent doar in core-ul care il acceseaza si este </w:t>
+      </w:r>
+      <w:r>
+        <w:rPr>
+          <w:rFonts w:ascii="Aptos Black" w:hAnsi="Aptos Black"/>
+        </w:rPr>
+        <w:t>DIRTY – insemnand ca a fost modificat in copia din core si difera de cache line-ul din memoria principala. Cache-ul curent este responsabil sa il scrie inapoi in memorie mai tarziu.</w:t>
+      </w:r>
+    </w:p>
+    <w:p>
+      <w:pPr>
+        <w:pStyle w:val="Normal"/>
+        <w:rPr>
+          <w:rFonts w:ascii="Aptos Black" w:hAnsi="Aptos Black"/>
+        </w:rPr>
+      </w:pPr>
+      <w:r>
+        <w:rPr>
+          <w:rFonts w:ascii="Aptos Black" w:hAnsi="Aptos Black"/>
+        </w:rPr>
+        <w:t>(nu trebuie sa il scrie neaparat acum fiindca este singurul care foloseste cache line-ul oricum, dar trebuie sa se asigure ca daca incearca un core nou sa copieze cache line-ul din memoria main, acesta sa fie updatat cu copia sa).</w:t>
+      </w:r>
+    </w:p>
+    <w:p>
+      <w:pPr>
+        <w:pStyle w:val="Normal"/>
+        <w:rPr>
+          <w:rFonts w:ascii="Aptos Black" w:hAnsi="Aptos Black"/>
+        </w:rPr>
+      </w:pPr>
+      <w:r>
+        <w:rPr>
+          <w:rFonts w:ascii="Aptos Black" w:hAnsi="Aptos Black"/>
+        </w:rPr>
+      </w:r>
+    </w:p>
+    <w:p>
+      <w:pPr>
+        <w:pStyle w:val="Normal"/>
+        <w:rPr>
+          <w:rFonts w:ascii="Aptos Display" w:hAnsi="Aptos Display" w:asciiTheme="majorHAnsi" w:hAnsiTheme="majorHAnsi"/>
+        </w:rPr>
+      </w:pPr>
+      <w:r>
+        <w:rPr>
+          <w:rFonts w:ascii="Aptos Black" w:hAnsi="Aptos Black"/>
+          <w:color w:val="C9211E"/>
         </w:rPr>
         <w:t>Exclusive(E)</w:t>
       </w:r>
@@ -487,32 +706,33 @@
         <w:rPr>
           <w:rFonts w:ascii="Aptos Display" w:hAnsi="Aptos Display" w:asciiTheme="majorHAnsi" w:hAnsiTheme="majorHAnsi"/>
         </w:rPr>
-        <w:t xml:space="preserve"> – Cache line-ul asta este prezent doar in cache-ul care il acceseaza si este CURAT – insemnand ca este la curent cu copia memoriei principale.</w:t>
-      </w:r>
-    </w:p>
-    <w:p>
-      <w:pPr>
-        <w:pStyle w:val="Normal"/>
-        <w:rPr>
-          <w:rFonts w:ascii="Aptos Display" w:hAnsi="Aptos Display" w:asciiTheme="majorHAnsi" w:hAnsiTheme="majorHAnsi"/>
-        </w:rPr>
-      </w:pPr>
-      <w:r>
-        <w:rPr>
-          <w:rFonts w:asciiTheme="majorHAnsi" w:hAnsiTheme="majorHAnsi" w:ascii="Aptos Display" w:hAnsi="Aptos Display"/>
-        </w:rPr>
-      </w:r>
-    </w:p>
-    <w:p>
-      <w:pPr>
-        <w:pStyle w:val="Normal"/>
-        <w:rPr>
-          <w:rFonts w:ascii="Aptos Display" w:hAnsi="Aptos Display" w:asciiTheme="majorHAnsi" w:hAnsiTheme="majorHAnsi"/>
-        </w:rPr>
-      </w:pPr>
-      <w:r>
-        <w:rPr>
-          <w:rFonts w:ascii="Aptos Black" w:hAnsi="Aptos Black"/>
+        <w:t xml:space="preserve"> – Cache line-ul asta este prezent doar in core-ul care il acceseaza si este CURAT – insemnand ca este la curent cu cache line-ul memoriei principale.</w:t>
+      </w:r>
+    </w:p>
+    <w:p>
+      <w:pPr>
+        <w:pStyle w:val="Normal"/>
+        <w:rPr>
+          <w:rFonts w:ascii="Aptos Display" w:hAnsi="Aptos Display" w:asciiTheme="majorHAnsi" w:hAnsiTheme="majorHAnsi"/>
+        </w:rPr>
+      </w:pPr>
+      <w:r>
+        <w:rPr>
+          <w:rFonts w:asciiTheme="majorHAnsi" w:hAnsiTheme="majorHAnsi" w:ascii="Aptos Display" w:hAnsi="Aptos Display"/>
+        </w:rPr>
+      </w:r>
+    </w:p>
+    <w:p>
+      <w:pPr>
+        <w:pStyle w:val="Normal"/>
+        <w:rPr>
+          <w:rFonts w:ascii="Aptos Display" w:hAnsi="Aptos Display" w:asciiTheme="majorHAnsi" w:hAnsiTheme="majorHAnsi"/>
+        </w:rPr>
+      </w:pPr>
+      <w:r>
+        <w:rPr>
+          <w:rFonts w:ascii="Aptos Black" w:hAnsi="Aptos Black"/>
+          <w:color w:val="C9211E"/>
         </w:rPr>
         <w:t>Shared(S)</w:t>
       </w:r>
@@ -520,40 +740,48 @@
         <w:rPr>
           <w:rFonts w:ascii="Aptos Display" w:hAnsi="Aptos Display" w:asciiTheme="majorHAnsi" w:hAnsiTheme="majorHAnsi"/>
         </w:rPr>
-        <w:t xml:space="preserve"> – Cache line-ul este curat si s-ar putea sa fie storuit in mai multe cache-uri simultan. Este de asemenea la curent cu copia memoriei principale.</w:t>
-      </w:r>
-    </w:p>
-    <w:p>
-      <w:pPr>
-        <w:pStyle w:val="Normal"/>
-        <w:rPr>
-          <w:rFonts w:ascii="Aptos Display" w:hAnsi="Aptos Display" w:asciiTheme="majorHAnsi" w:hAnsiTheme="majorHAnsi"/>
-        </w:rPr>
-      </w:pPr>
-      <w:r>
-        <w:rPr>
-          <w:rFonts w:asciiTheme="majorHAnsi" w:hAnsiTheme="majorHAnsi" w:ascii="Aptos Display" w:hAnsi="Aptos Display"/>
-        </w:rPr>
-      </w:r>
-    </w:p>
-    <w:p>
-      <w:pPr>
-        <w:pStyle w:val="Normal"/>
-        <w:rPr>
-          <w:rFonts w:ascii="Aptos Display" w:hAnsi="Aptos Display" w:asciiTheme="majorHAnsi" w:hAnsiTheme="majorHAnsi"/>
-        </w:rPr>
-      </w:pPr>
-      <w:r>
-        <w:rPr>
-          <w:rFonts w:ascii="Aptos Black" w:hAnsi="Aptos Black"/>
+        <w:t xml:space="preserve"> – Cache line-ul este curat si s-ar putea sa fie storuit in mai multe cache-uri simultan. Este de asemenea la curent cu cache line-ul memoriei principale.</w:t>
+      </w:r>
+    </w:p>
+    <w:p>
+      <w:pPr>
+        <w:pStyle w:val="Normal"/>
+        <w:rPr>
+          <w:rFonts w:ascii="Aptos Display" w:hAnsi="Aptos Display" w:asciiTheme="majorHAnsi" w:hAnsiTheme="majorHAnsi"/>
+        </w:rPr>
+      </w:pPr>
+      <w:r>
+        <w:rPr>
+          <w:rFonts w:asciiTheme="majorHAnsi" w:hAnsiTheme="majorHAnsi" w:ascii="Aptos Display" w:hAnsi="Aptos Display"/>
+        </w:rPr>
+      </w:r>
+    </w:p>
+    <w:p>
+      <w:pPr>
+        <w:pStyle w:val="Normal"/>
+        <w:rPr>
+          <w:rFonts w:ascii="Aptos Display" w:hAnsi="Aptos Display" w:asciiTheme="majorHAnsi" w:hAnsiTheme="majorHAnsi"/>
+        </w:rPr>
+      </w:pPr>
+      <w:r>
+        <w:rPr>
+          <w:rFonts w:ascii="Aptos Black" w:hAnsi="Aptos Black"/>
+          <w:color w:val="C9211E"/>
         </w:rPr>
         <w:t>Invalid(I)</w:t>
       </w:r>
       <w:r>
         <w:rPr>
           <w:rFonts w:ascii="Aptos Display" w:hAnsi="Aptos Display" w:asciiTheme="majorHAnsi" w:hAnsiTheme="majorHAnsi"/>
-        </w:rPr>
-        <w:t xml:space="preserve"> – Cache line-ul nu contine date valide si nu poate fi folosit</w:t>
+          <w:color w:val="C9211E"/>
+        </w:rPr>
+        <w:t xml:space="preserve"> </w:t>
+      </w:r>
+      <w:r>
+        <w:rPr>
+          <w:rFonts w:ascii="Aptos Display" w:hAnsi="Aptos Display" w:asciiTheme="majorHAnsi" w:hAnsiTheme="majorHAnsi"/>
+        </w:rPr>
+        <w:t>– Cache line-ul din core nu contine date valide si nu poate fi folosit</w:t>
       </w:r>
     </w:p>
     <w:p>
@@ -611,34 +839,50 @@
       <w:r>
         <w:rPr>
           <w:rFonts w:ascii="Aptos Black" w:hAnsi="Aptos Black"/>
+          <w:color w:val="C9211E"/>
         </w:rPr>
         <w:t>Coherency Miss</w:t>
       </w:r>
       <w:r>
         <w:rPr>
           <w:rFonts w:ascii="Aptos Display" w:hAnsi="Aptos Display" w:asciiTheme="majorHAnsi" w:hAnsiTheme="majorHAnsi"/>
-        </w:rPr>
-        <w:t xml:space="preserve"> – Inseamna ca un core trebuie sa isi invalideze cache line-ul si sa il citeasca iar (fiindca au fost modificari facute pe cache line de alt core)</w:t>
-      </w:r>
-    </w:p>
-    <w:p>
-      <w:pPr>
-        <w:pStyle w:val="Normal"/>
-        <w:rPr>
-          <w:rFonts w:ascii="Aptos Display" w:hAnsi="Aptos Display" w:asciiTheme="majorHAnsi" w:hAnsiTheme="majorHAnsi"/>
-        </w:rPr>
-      </w:pPr>
-      <w:r>
-        <w:rPr>
-          <w:rFonts w:ascii="Aptos Black" w:hAnsi="Aptos Black"/>
+          <w:color w:val="C9211E"/>
+        </w:rPr>
+        <w:t xml:space="preserve"> </w:t>
+      </w:r>
+      <w:r>
+        <w:rPr>
+          <w:rFonts w:ascii="Aptos Display" w:hAnsi="Aptos Display" w:asciiTheme="majorHAnsi" w:hAnsiTheme="majorHAnsi"/>
+        </w:rPr>
+        <w:t>– Inseamna ca un core trebuie sa isi invalideze copia cache si sa citeasca iar din cache line-ul din memoria main (fiindca au fost modificari facute pe cache line de alt core)</w:t>
+      </w:r>
+    </w:p>
+    <w:p>
+      <w:pPr>
+        <w:pStyle w:val="Normal"/>
+        <w:rPr>
+          <w:rFonts w:ascii="Aptos Display" w:hAnsi="Aptos Display" w:asciiTheme="majorHAnsi" w:hAnsiTheme="majorHAnsi"/>
+        </w:rPr>
+      </w:pPr>
+      <w:r>
+        <w:rPr>
+          <w:rFonts w:ascii="Aptos Black" w:hAnsi="Aptos Black"/>
+          <w:color w:val="C9211E"/>
         </w:rPr>
         <w:t>Cost Coherency Miss</w:t>
       </w:r>
       <w:r>
         <w:rPr>
           <w:rFonts w:ascii="Aptos Display" w:hAnsi="Aptos Display" w:asciiTheme="majorHAnsi" w:hAnsiTheme="majorHAnsi"/>
-        </w:rPr>
-        <w:t xml:space="preserve"> – 50-80ns</w:t>
+          <w:color w:val="C9211E"/>
+        </w:rPr>
+        <w:t xml:space="preserve"> </w:t>
+      </w:r>
+      <w:r>
+        <w:rPr>
+          <w:rFonts w:ascii="Aptos Display" w:hAnsi="Aptos Display" w:asciiTheme="majorHAnsi" w:hAnsiTheme="majorHAnsi"/>
+        </w:rPr>
+        <w:t>– 50-80ns</w:t>
       </w:r>
     </w:p>
     <w:p>
